--- a/templates/c/3-2-6.docx
+++ b/templates/c/3-2-6.docx
@@ -22,33 +22,61 @@
       <w:tblPr>
         <w:tblW w:type="dxa" w:w="9906"/>
         <w:tblBorders>
-          <w:top w:val="none" w:color="FFFFFF" w:sz="0"/>
-          <w:left w:val="none" w:color="FFFFFF" w:sz="0"/>
-          <w:bottom w:val="none" w:color="FFFFFF" w:sz="0"/>
-          <w:right w:val="none" w:color="FFFFFF" w:sz="0"/>
-          <w:insideH w:val="none" w:color="FFFFFF" w:sz="0"/>
-          <w:insideV w:val="none" w:color="FFFFFF" w:sz="0"/>
+          <w:top w:val="single" w:color="000000" w:sz="6"/>
+          <w:left w:val="single" w:color="000000" w:sz="6"/>
+          <w:bottom w:val="single" w:color="000000" w:sz="6"/>
+          <w:right w:val="single" w:color="000000" w:sz="6"/>
+          <w:insideH w:val="single" w:color="AAAAAA" w:sz="4"/>
+          <w:insideV w:val="single" w:color="AAAAAA" w:sz="4"/>
         </w:tblBorders>
       </w:tblPr>
       <w:tblGrid>
-        <w:gridCol w:w="4306"/>
-        <w:gridCol w:w="800"/>
-        <w:gridCol w:w="500"/>
-        <w:gridCol w:w="1500"/>
-        <w:gridCol w:w="800"/>
-        <w:gridCol w:w="1500"/>
-        <w:gridCol w:w="500"/>
+        <w:gridCol w:w="1400"/>
+        <w:gridCol w:w="3553"/>
+        <w:gridCol w:w="1400"/>
+        <w:gridCol w:w="3553"/>
       </w:tblGrid>
       <w:tr>
         <w:tc>
           <w:tcPr>
-            <w:tcW w:type="dxa" w:w="4306"/>
-            <w:tcBorders>
-              <w:top w:val="none" w:color="FFFFFF" w:sz="0"/>
-              <w:left w:val="none" w:color="FFFFFF" w:sz="0"/>
-              <w:bottom w:val="none" w:color="FFFFFF" w:sz="0"/>
-              <w:right w:val="none" w:color="FFFFFF" w:sz="0"/>
-            </w:tcBorders>
+            <w:tcW w:type="dxa" w:w="1400"/>
+            <w:shd w:fill="D9D9D9" w:val="clear"/>
+            <w:tcMar>
+              <w:top w:type="dxa" w:w="80"/>
+              <w:left w:type="dxa" w:w="120"/>
+              <w:bottom w:type="dxa" w:w="80"/>
+              <w:right w:type="dxa" w:w="80"/>
+            </w:tcMar>
+            <w:vAlign w:val="center"/>
+          </w:tcPr>
+          <w:p>
+            <w:pPr>
+              <w:spacing w:after="40" w:before="40"/>
+              <w:jc w:val="center"/>
+            </w:pPr>
+            <w:r>
+              <w:rPr>
+                <w:rFonts w:ascii="맑은 고딕" w:cs="맑은 고딕" w:eastAsia="맑은 고딕" w:hAnsi="맑은 고딕"/>
+                <w:b w:val="false"/>
+                <w:bCs w:val="false"/>
+                <w:color w:val="000000"/>
+                <w:sz w:val="22"/>
+                <w:szCs w:val="22"/>
+              </w:rPr>
+              <w:t xml:space="preserve">학번</w:t>
+            </w:r>
+          </w:p>
+        </w:tc>
+        <w:tc>
+          <w:tcPr>
+            <w:tcW w:type="dxa" w:w="3553"/>
+            <w:tcMar>
+              <w:top w:type="dxa" w:w="80"/>
+              <w:left w:type="dxa" w:w="160"/>
+              <w:bottom w:type="dxa" w:w="80"/>
+              <w:right w:type="dxa" w:w="120"/>
+            </w:tcMar>
+            <w:vAlign w:val="center"/>
           </w:tcPr>
           <w:p>
             <w:pPr>
@@ -70,107 +98,42 @@
         </w:tc>
         <w:tc>
           <w:tcPr>
-            <w:tcW w:type="dxa" w:w="800"/>
-            <w:gridSpan w:val="1"/>
-            <w:tcMar>
-              <w:top w:type="dxa" w:w="60"/>
-              <w:left w:type="dxa" w:w="80"/>
-              <w:bottom w:type="dxa" w:w="60"/>
+            <w:tcW w:type="dxa" w:w="1400"/>
+            <w:shd w:fill="D9D9D9" w:val="clear"/>
+            <w:tcMar>
+              <w:top w:type="dxa" w:w="80"/>
+              <w:left w:type="dxa" w:w="120"/>
+              <w:bottom w:type="dxa" w:w="80"/>
               <w:right w:type="dxa" w:w="80"/>
             </w:tcMar>
-          </w:tcPr>
-          <w:p>
-            <w:pPr>
-              <w:spacing w:after="40" w:before="40"/>
-              <w:jc w:val="right"/>
-            </w:pPr>
-            <w:r>
-              <w:rPr>
-                <w:rFonts w:ascii="맑은 고딕" w:cs="맑은 고딕" w:eastAsia="맑은 고딕" w:hAnsi="맑은 고딕"/>
-                <w:sz w:val="20"/>
-                <w:szCs w:val="20"/>
-              </w:rPr>
-              <w:t xml:space="preserve"/>
-            </w:r>
-          </w:p>
-        </w:tc>
-        <w:tc>
-          <w:tcPr>
-            <w:tcW w:type="dxa" w:w="500"/>
-            <w:gridSpan w:val="1"/>
-            <w:tcBorders>
-              <w:top w:val="none" w:color="FFFFFF" w:sz="0"/>
-              <w:left w:val="none" w:color="FFFFFF" w:sz="0"/>
-              <w:bottom w:val="none" w:color="FFFFFF" w:sz="0"/>
-              <w:right w:val="none" w:color="FFFFFF" w:sz="0"/>
-            </w:tcBorders>
-            <w:tcMar>
-              <w:top w:type="dxa" w:w="60"/>
-              <w:left w:type="dxa" w:w="60"/>
-              <w:bottom w:type="dxa" w:w="60"/>
-              <w:right w:type="dxa" w:w="40"/>
-            </w:tcMar>
             <w:vAlign w:val="center"/>
           </w:tcPr>
           <w:p>
             <w:pPr>
               <w:spacing w:after="40" w:before="40"/>
-              <w:jc w:val="left"/>
-            </w:pPr>
-            <w:r>
-              <w:rPr>
-                <w:rFonts w:ascii="맑은 고딕" w:cs="맑은 고딕" w:eastAsia="맑은 고딕" w:hAnsi="맑은 고딕"/>
-                <w:b w:val="false"/>
-                <w:bCs w:val="false"/>
-                <w:color w:val="000000"/>
-                <w:sz w:val="20"/>
-                <w:szCs w:val="20"/>
-              </w:rPr>
-              <w:t xml:space="preserve">년</w:t>
-            </w:r>
-          </w:p>
-        </w:tc>
-        <w:tc>
-          <w:tcPr>
-            <w:tcW w:type="dxa" w:w="1500"/>
-            <w:gridSpan w:val="1"/>
-            <w:tcMar>
-              <w:top w:type="dxa" w:w="60"/>
-              <w:left w:type="dxa" w:w="80"/>
-              <w:bottom w:type="dxa" w:w="60"/>
-              <w:right w:type="dxa" w:w="80"/>
-            </w:tcMar>
-          </w:tcPr>
-          <w:p>
-            <w:pPr>
-              <w:spacing w:after="40" w:before="40"/>
-              <w:jc w:val="right"/>
-            </w:pPr>
-            <w:r>
-              <w:rPr>
-                <w:rFonts w:ascii="맑은 고딕" w:cs="맑은 고딕" w:eastAsia="맑은 고딕" w:hAnsi="맑은 고딕"/>
-                <w:sz w:val="20"/>
-                <w:szCs w:val="20"/>
-              </w:rPr>
-              <w:t xml:space="preserve"/>
-            </w:r>
-          </w:p>
-        </w:tc>
-        <w:tc>
-          <w:tcPr>
-            <w:tcW w:type="dxa" w:w="800"/>
-            <w:gridSpan w:val="1"/>
-            <w:tcBorders>
-              <w:top w:val="none" w:color="FFFFFF" w:sz="0"/>
-              <w:left w:val="none" w:color="FFFFFF" w:sz="0"/>
-              <w:bottom w:val="none" w:color="FFFFFF" w:sz="0"/>
-              <w:right w:val="none" w:color="FFFFFF" w:sz="0"/>
-            </w:tcBorders>
-            <w:tcMar>
-              <w:top w:type="dxa" w:w="60"/>
-              <w:left w:type="dxa" w:w="60"/>
-              <w:bottom w:type="dxa" w:w="60"/>
-              <w:right w:type="dxa" w:w="40"/>
+              <w:jc w:val="center"/>
+            </w:pPr>
+            <w:r>
+              <w:rPr>
+                <w:rFonts w:ascii="맑은 고딕" w:cs="맑은 고딕" w:eastAsia="맑은 고딕" w:hAnsi="맑은 고딕"/>
+                <w:b w:val="false"/>
+                <w:bCs w:val="false"/>
+                <w:color w:val="000000"/>
+                <w:sz w:val="22"/>
+                <w:szCs w:val="22"/>
+              </w:rPr>
+              <w:t xml:space="preserve">이름</w:t>
+            </w:r>
+          </w:p>
+        </w:tc>
+        <w:tc>
+          <w:tcPr>
+            <w:tcW w:type="dxa" w:w="3553"/>
+            <w:tcMar>
+              <w:top w:type="dxa" w:w="80"/>
+              <w:left w:type="dxa" w:w="160"/>
+              <w:bottom w:type="dxa" w:w="80"/>
+              <w:right w:type="dxa" w:w="120"/>
             </w:tcMar>
             <w:vAlign w:val="center"/>
           </w:tcPr>
@@ -185,222 +148,6 @@
                 <w:b w:val="false"/>
                 <w:bCs w:val="false"/>
                 <w:color w:val="000000"/>
-                <w:sz w:val="20"/>
-                <w:szCs w:val="20"/>
-              </w:rPr>
-              <w:t xml:space="preserve">월</w:t>
-            </w:r>
-          </w:p>
-        </w:tc>
-        <w:tc>
-          <w:tcPr>
-            <w:tcW w:type="dxa" w:w="1500"/>
-            <w:gridSpan w:val="1"/>
-            <w:tcMar>
-              <w:top w:type="dxa" w:w="60"/>
-              <w:left w:type="dxa" w:w="80"/>
-              <w:bottom w:type="dxa" w:w="60"/>
-              <w:right w:type="dxa" w:w="80"/>
-            </w:tcMar>
-          </w:tcPr>
-          <w:p>
-            <w:pPr>
-              <w:spacing w:after="40" w:before="40"/>
-              <w:jc w:val="right"/>
-            </w:pPr>
-            <w:r>
-              <w:rPr>
-                <w:rFonts w:ascii="맑은 고딕" w:cs="맑은 고딕" w:eastAsia="맑은 고딕" w:hAnsi="맑은 고딕"/>
-                <w:sz w:val="20"/>
-                <w:szCs w:val="20"/>
-              </w:rPr>
-              <w:t xml:space="preserve"/>
-            </w:r>
-          </w:p>
-        </w:tc>
-        <w:tc>
-          <w:tcPr>
-            <w:tcW w:type="dxa" w:w="500"/>
-            <w:gridSpan w:val="1"/>
-            <w:tcBorders>
-              <w:top w:val="none" w:color="FFFFFF" w:sz="0"/>
-              <w:left w:val="none" w:color="FFFFFF" w:sz="0"/>
-              <w:bottom w:val="none" w:color="FFFFFF" w:sz="0"/>
-              <w:right w:val="none" w:color="FFFFFF" w:sz="0"/>
-            </w:tcBorders>
-            <w:tcMar>
-              <w:top w:type="dxa" w:w="60"/>
-              <w:left w:type="dxa" w:w="60"/>
-              <w:bottom w:type="dxa" w:w="60"/>
-              <w:right w:type="dxa" w:w="40"/>
-            </w:tcMar>
-            <w:vAlign w:val="center"/>
-          </w:tcPr>
-          <w:p>
-            <w:pPr>
-              <w:spacing w:after="40" w:before="40"/>
-              <w:jc w:val="left"/>
-            </w:pPr>
-            <w:r>
-              <w:rPr>
-                <w:rFonts w:ascii="맑은 고딕" w:cs="맑은 고딕" w:eastAsia="맑은 고딕" w:hAnsi="맑은 고딕"/>
-                <w:b w:val="false"/>
-                <w:bCs w:val="false"/>
-                <w:color w:val="000000"/>
-                <w:sz w:val="20"/>
-                <w:szCs w:val="20"/>
-              </w:rPr>
-              <w:t xml:space="preserve">일</w:t>
-            </w:r>
-          </w:p>
-        </w:tc>
-      </w:tr>
-      <w:tr>
-        <w:tc>
-          <w:tcPr>
-            <w:tcW w:type="dxa" w:w="4306"/>
-            <w:tcBorders>
-              <w:top w:val="none" w:color="FFFFFF" w:sz="0"/>
-              <w:left w:val="none" w:color="FFFFFF" w:sz="0"/>
-              <w:bottom w:val="none" w:color="FFFFFF" w:sz="0"/>
-              <w:right w:val="none" w:color="FFFFFF" w:sz="0"/>
-            </w:tcBorders>
-          </w:tcPr>
-          <w:p>
-            <w:pPr>
-              <w:spacing w:after="40" w:before="40"/>
-              <w:jc w:val="left"/>
-            </w:pPr>
-            <w:r>
-              <w:rPr>
-                <w:rFonts w:ascii="맑은 고딕" w:cs="맑은 고딕" w:eastAsia="맑은 고딕" w:hAnsi="맑은 고딕"/>
-                <w:b w:val="false"/>
-                <w:bCs w:val="false"/>
-                <w:color w:val="000000"/>
-                <w:sz w:val="20"/>
-                <w:szCs w:val="20"/>
-              </w:rPr>
-              <w:t xml:space="preserve"/>
-            </w:r>
-          </w:p>
-        </w:tc>
-        <w:tc>
-          <w:tcPr>
-            <w:tcW w:type="dxa" w:w="800"/>
-            <w:gridSpan w:val="1"/>
-            <w:tcBorders>
-              <w:top w:val="none" w:color="FFFFFF" w:sz="0"/>
-              <w:left w:val="none" w:color="FFFFFF" w:sz="0"/>
-              <w:bottom w:val="none" w:color="FFFFFF" w:sz="0"/>
-              <w:right w:val="none" w:color="FFFFFF" w:sz="0"/>
-            </w:tcBorders>
-            <w:tcMar>
-              <w:top w:type="dxa" w:w="60"/>
-              <w:left w:type="dxa" w:w="60"/>
-              <w:bottom w:type="dxa" w:w="60"/>
-              <w:right w:type="dxa" w:w="40"/>
-            </w:tcMar>
-            <w:vAlign w:val="center"/>
-          </w:tcPr>
-          <w:p>
-            <w:pPr>
-              <w:spacing w:after="40" w:before="40"/>
-              <w:jc w:val="left"/>
-            </w:pPr>
-            <w:r>
-              <w:rPr>
-                <w:rFonts w:ascii="맑은 고딕" w:cs="맑은 고딕" w:eastAsia="맑은 고딕" w:hAnsi="맑은 고딕"/>
-                <w:b w:val="false"/>
-                <w:bCs w:val="false"/>
-                <w:color w:val="000000"/>
-                <w:sz w:val="20"/>
-                <w:szCs w:val="20"/>
-              </w:rPr>
-              <w:t xml:space="preserve">학번:</w:t>
-            </w:r>
-          </w:p>
-        </w:tc>
-        <w:tc>
-          <w:tcPr>
-            <w:tcW w:type="dxa" w:w="2000"/>
-            <w:gridSpan w:val="2"/>
-            <w:tcMar>
-              <w:top w:type="dxa" w:w="60"/>
-              <w:left w:type="dxa" w:w="80"/>
-              <w:bottom w:type="dxa" w:w="60"/>
-              <w:right w:type="dxa" w:w="80"/>
-            </w:tcMar>
-          </w:tcPr>
-          <w:p>
-            <w:pPr>
-              <w:spacing w:after="40" w:before="40"/>
-              <w:jc w:val="left"/>
-            </w:pPr>
-            <w:r>
-              <w:rPr>
-                <w:rFonts w:ascii="맑은 고딕" w:cs="맑은 고딕" w:eastAsia="맑은 고딕" w:hAnsi="맑은 고딕"/>
-                <w:sz w:val="20"/>
-                <w:szCs w:val="20"/>
-              </w:rPr>
-              <w:t xml:space="preserve"/>
-            </w:r>
-          </w:p>
-        </w:tc>
-        <w:tc>
-          <w:tcPr>
-            <w:tcW w:type="dxa" w:w="800"/>
-            <w:gridSpan w:val="1"/>
-            <w:tcBorders>
-              <w:top w:val="none" w:color="FFFFFF" w:sz="0"/>
-              <w:left w:val="none" w:color="FFFFFF" w:sz="0"/>
-              <w:bottom w:val="none" w:color="FFFFFF" w:sz="0"/>
-              <w:right w:val="none" w:color="FFFFFF" w:sz="0"/>
-            </w:tcBorders>
-            <w:tcMar>
-              <w:top w:type="dxa" w:w="60"/>
-              <w:left w:type="dxa" w:w="60"/>
-              <w:bottom w:type="dxa" w:w="60"/>
-              <w:right w:type="dxa" w:w="40"/>
-            </w:tcMar>
-            <w:vAlign w:val="center"/>
-          </w:tcPr>
-          <w:p>
-            <w:pPr>
-              <w:spacing w:after="40" w:before="40"/>
-              <w:jc w:val="left"/>
-            </w:pPr>
-            <w:r>
-              <w:rPr>
-                <w:rFonts w:ascii="맑은 고딕" w:cs="맑은 고딕" w:eastAsia="맑은 고딕" w:hAnsi="맑은 고딕"/>
-                <w:b w:val="false"/>
-                <w:bCs w:val="false"/>
-                <w:color w:val="000000"/>
-                <w:sz w:val="20"/>
-                <w:szCs w:val="20"/>
-              </w:rPr>
-              <w:t xml:space="preserve">이름:</w:t>
-            </w:r>
-          </w:p>
-        </w:tc>
-        <w:tc>
-          <w:tcPr>
-            <w:tcW w:type="dxa" w:w="2000"/>
-            <w:gridSpan w:val="2"/>
-            <w:tcMar>
-              <w:top w:type="dxa" w:w="60"/>
-              <w:left w:type="dxa" w:w="80"/>
-              <w:bottom w:type="dxa" w:w="60"/>
-              <w:right w:type="dxa" w:w="80"/>
-            </w:tcMar>
-          </w:tcPr>
-          <w:p>
-            <w:pPr>
-              <w:spacing w:after="40" w:before="40"/>
-              <w:jc w:val="left"/>
-            </w:pPr>
-            <w:r>
-              <w:rPr>
-                <w:rFonts w:ascii="맑은 고딕" w:cs="맑은 고딕" w:eastAsia="맑은 고딕" w:hAnsi="맑은 고딕"/>
                 <w:sz w:val="20"/>
                 <w:szCs w:val="20"/>
               </w:rPr>
@@ -992,406 +739,6 @@
       <w:tblPr>
         <w:tblW w:type="dxa" w:w="9906"/>
         <w:tblBorders>
-          <w:top w:val="none" w:color="FFFFFF" w:sz="0"/>
-          <w:left w:val="none" w:color="FFFFFF" w:sz="0"/>
-          <w:bottom w:val="none" w:color="FFFFFF" w:sz="0"/>
-          <w:right w:val="none" w:color="FFFFFF" w:sz="0"/>
-          <w:insideH w:val="none" w:color="FFFFFF" w:sz="0"/>
-          <w:insideV w:val="none" w:color="FFFFFF" w:sz="0"/>
-        </w:tblBorders>
-      </w:tblPr>
-      <w:tblGrid>
-        <w:gridCol w:w="4306"/>
-        <w:gridCol w:w="800"/>
-        <w:gridCol w:w="500"/>
-        <w:gridCol w:w="1500"/>
-        <w:gridCol w:w="800"/>
-        <w:gridCol w:w="1500"/>
-        <w:gridCol w:w="500"/>
-      </w:tblGrid>
-      <w:tr>
-        <w:tc>
-          <w:tcPr>
-            <w:tcW w:type="dxa" w:w="4306"/>
-            <w:tcBorders>
-              <w:top w:val="none" w:color="FFFFFF" w:sz="0"/>
-              <w:left w:val="none" w:color="FFFFFF" w:sz="0"/>
-              <w:bottom w:val="none" w:color="FFFFFF" w:sz="0"/>
-              <w:right w:val="none" w:color="FFFFFF" w:sz="0"/>
-            </w:tcBorders>
-          </w:tcPr>
-          <w:p>
-            <w:pPr>
-              <w:spacing w:after="40" w:before="40"/>
-              <w:jc w:val="left"/>
-            </w:pPr>
-            <w:r>
-              <w:rPr>
-                <w:rFonts w:ascii="맑은 고딕" w:cs="맑은 고딕" w:eastAsia="맑은 고딕" w:hAnsi="맑은 고딕"/>
-                <w:b w:val="false"/>
-                <w:bCs w:val="false"/>
-                <w:color w:val="000000"/>
-                <w:sz w:val="20"/>
-                <w:szCs w:val="20"/>
-              </w:rPr>
-              <w:t xml:space="preserve"/>
-            </w:r>
-          </w:p>
-        </w:tc>
-        <w:tc>
-          <w:tcPr>
-            <w:tcW w:type="dxa" w:w="800"/>
-            <w:gridSpan w:val="1"/>
-            <w:tcMar>
-              <w:top w:type="dxa" w:w="60"/>
-              <w:left w:type="dxa" w:w="80"/>
-              <w:bottom w:type="dxa" w:w="60"/>
-              <w:right w:type="dxa" w:w="80"/>
-            </w:tcMar>
-          </w:tcPr>
-          <w:p>
-            <w:pPr>
-              <w:spacing w:after="40" w:before="40"/>
-              <w:jc w:val="right"/>
-            </w:pPr>
-            <w:r>
-              <w:rPr>
-                <w:rFonts w:ascii="맑은 고딕" w:cs="맑은 고딕" w:eastAsia="맑은 고딕" w:hAnsi="맑은 고딕"/>
-                <w:sz w:val="20"/>
-                <w:szCs w:val="20"/>
-              </w:rPr>
-              <w:t xml:space="preserve"/>
-            </w:r>
-          </w:p>
-        </w:tc>
-        <w:tc>
-          <w:tcPr>
-            <w:tcW w:type="dxa" w:w="500"/>
-            <w:gridSpan w:val="1"/>
-            <w:tcBorders>
-              <w:top w:val="none" w:color="FFFFFF" w:sz="0"/>
-              <w:left w:val="none" w:color="FFFFFF" w:sz="0"/>
-              <w:bottom w:val="none" w:color="FFFFFF" w:sz="0"/>
-              <w:right w:val="none" w:color="FFFFFF" w:sz="0"/>
-            </w:tcBorders>
-            <w:tcMar>
-              <w:top w:type="dxa" w:w="60"/>
-              <w:left w:type="dxa" w:w="60"/>
-              <w:bottom w:type="dxa" w:w="60"/>
-              <w:right w:type="dxa" w:w="40"/>
-            </w:tcMar>
-            <w:vAlign w:val="center"/>
-          </w:tcPr>
-          <w:p>
-            <w:pPr>
-              <w:spacing w:after="40" w:before="40"/>
-              <w:jc w:val="left"/>
-            </w:pPr>
-            <w:r>
-              <w:rPr>
-                <w:rFonts w:ascii="맑은 고딕" w:cs="맑은 고딕" w:eastAsia="맑은 고딕" w:hAnsi="맑은 고딕"/>
-                <w:b w:val="false"/>
-                <w:bCs w:val="false"/>
-                <w:color w:val="000000"/>
-                <w:sz w:val="20"/>
-                <w:szCs w:val="20"/>
-              </w:rPr>
-              <w:t xml:space="preserve">년</w:t>
-            </w:r>
-          </w:p>
-        </w:tc>
-        <w:tc>
-          <w:tcPr>
-            <w:tcW w:type="dxa" w:w="1500"/>
-            <w:gridSpan w:val="1"/>
-            <w:tcMar>
-              <w:top w:type="dxa" w:w="60"/>
-              <w:left w:type="dxa" w:w="80"/>
-              <w:bottom w:type="dxa" w:w="60"/>
-              <w:right w:type="dxa" w:w="80"/>
-            </w:tcMar>
-          </w:tcPr>
-          <w:p>
-            <w:pPr>
-              <w:spacing w:after="40" w:before="40"/>
-              <w:jc w:val="right"/>
-            </w:pPr>
-            <w:r>
-              <w:rPr>
-                <w:rFonts w:ascii="맑은 고딕" w:cs="맑은 고딕" w:eastAsia="맑은 고딕" w:hAnsi="맑은 고딕"/>
-                <w:sz w:val="20"/>
-                <w:szCs w:val="20"/>
-              </w:rPr>
-              <w:t xml:space="preserve"/>
-            </w:r>
-          </w:p>
-        </w:tc>
-        <w:tc>
-          <w:tcPr>
-            <w:tcW w:type="dxa" w:w="800"/>
-            <w:gridSpan w:val="1"/>
-            <w:tcBorders>
-              <w:top w:val="none" w:color="FFFFFF" w:sz="0"/>
-              <w:left w:val="none" w:color="FFFFFF" w:sz="0"/>
-              <w:bottom w:val="none" w:color="FFFFFF" w:sz="0"/>
-              <w:right w:val="none" w:color="FFFFFF" w:sz="0"/>
-            </w:tcBorders>
-            <w:tcMar>
-              <w:top w:type="dxa" w:w="60"/>
-              <w:left w:type="dxa" w:w="60"/>
-              <w:bottom w:type="dxa" w:w="60"/>
-              <w:right w:type="dxa" w:w="40"/>
-            </w:tcMar>
-            <w:vAlign w:val="center"/>
-          </w:tcPr>
-          <w:p>
-            <w:pPr>
-              <w:spacing w:after="40" w:before="40"/>
-              <w:jc w:val="left"/>
-            </w:pPr>
-            <w:r>
-              <w:rPr>
-                <w:rFonts w:ascii="맑은 고딕" w:cs="맑은 고딕" w:eastAsia="맑은 고딕" w:hAnsi="맑은 고딕"/>
-                <w:b w:val="false"/>
-                <w:bCs w:val="false"/>
-                <w:color w:val="000000"/>
-                <w:sz w:val="20"/>
-                <w:szCs w:val="20"/>
-              </w:rPr>
-              <w:t xml:space="preserve">월</w:t>
-            </w:r>
-          </w:p>
-        </w:tc>
-        <w:tc>
-          <w:tcPr>
-            <w:tcW w:type="dxa" w:w="1500"/>
-            <w:gridSpan w:val="1"/>
-            <w:tcMar>
-              <w:top w:type="dxa" w:w="60"/>
-              <w:left w:type="dxa" w:w="80"/>
-              <w:bottom w:type="dxa" w:w="60"/>
-              <w:right w:type="dxa" w:w="80"/>
-            </w:tcMar>
-          </w:tcPr>
-          <w:p>
-            <w:pPr>
-              <w:spacing w:after="40" w:before="40"/>
-              <w:jc w:val="right"/>
-            </w:pPr>
-            <w:r>
-              <w:rPr>
-                <w:rFonts w:ascii="맑은 고딕" w:cs="맑은 고딕" w:eastAsia="맑은 고딕" w:hAnsi="맑은 고딕"/>
-                <w:sz w:val="20"/>
-                <w:szCs w:val="20"/>
-              </w:rPr>
-              <w:t xml:space="preserve"/>
-            </w:r>
-          </w:p>
-        </w:tc>
-        <w:tc>
-          <w:tcPr>
-            <w:tcW w:type="dxa" w:w="500"/>
-            <w:gridSpan w:val="1"/>
-            <w:tcBorders>
-              <w:top w:val="none" w:color="FFFFFF" w:sz="0"/>
-              <w:left w:val="none" w:color="FFFFFF" w:sz="0"/>
-              <w:bottom w:val="none" w:color="FFFFFF" w:sz="0"/>
-              <w:right w:val="none" w:color="FFFFFF" w:sz="0"/>
-            </w:tcBorders>
-            <w:tcMar>
-              <w:top w:type="dxa" w:w="60"/>
-              <w:left w:type="dxa" w:w="60"/>
-              <w:bottom w:type="dxa" w:w="60"/>
-              <w:right w:type="dxa" w:w="40"/>
-            </w:tcMar>
-            <w:vAlign w:val="center"/>
-          </w:tcPr>
-          <w:p>
-            <w:pPr>
-              <w:spacing w:after="40" w:before="40"/>
-              <w:jc w:val="left"/>
-            </w:pPr>
-            <w:r>
-              <w:rPr>
-                <w:rFonts w:ascii="맑은 고딕" w:cs="맑은 고딕" w:eastAsia="맑은 고딕" w:hAnsi="맑은 고딕"/>
-                <w:b w:val="false"/>
-                <w:bCs w:val="false"/>
-                <w:color w:val="000000"/>
-                <w:sz w:val="20"/>
-                <w:szCs w:val="20"/>
-              </w:rPr>
-              <w:t xml:space="preserve">일</w:t>
-            </w:r>
-          </w:p>
-        </w:tc>
-      </w:tr>
-      <w:tr>
-        <w:tc>
-          <w:tcPr>
-            <w:tcW w:type="dxa" w:w="4306"/>
-            <w:tcBorders>
-              <w:top w:val="none" w:color="FFFFFF" w:sz="0"/>
-              <w:left w:val="none" w:color="FFFFFF" w:sz="0"/>
-              <w:bottom w:val="none" w:color="FFFFFF" w:sz="0"/>
-              <w:right w:val="none" w:color="FFFFFF" w:sz="0"/>
-            </w:tcBorders>
-          </w:tcPr>
-          <w:p>
-            <w:pPr>
-              <w:spacing w:after="40" w:before="40"/>
-              <w:jc w:val="left"/>
-            </w:pPr>
-            <w:r>
-              <w:rPr>
-                <w:rFonts w:ascii="맑은 고딕" w:cs="맑은 고딕" w:eastAsia="맑은 고딕" w:hAnsi="맑은 고딕"/>
-                <w:b w:val="false"/>
-                <w:bCs w:val="false"/>
-                <w:color w:val="000000"/>
-                <w:sz w:val="20"/>
-                <w:szCs w:val="20"/>
-              </w:rPr>
-              <w:t xml:space="preserve"/>
-            </w:r>
-          </w:p>
-        </w:tc>
-        <w:tc>
-          <w:tcPr>
-            <w:tcW w:type="dxa" w:w="800"/>
-            <w:gridSpan w:val="1"/>
-            <w:tcBorders>
-              <w:top w:val="none" w:color="FFFFFF" w:sz="0"/>
-              <w:left w:val="none" w:color="FFFFFF" w:sz="0"/>
-              <w:bottom w:val="none" w:color="FFFFFF" w:sz="0"/>
-              <w:right w:val="none" w:color="FFFFFF" w:sz="0"/>
-            </w:tcBorders>
-            <w:tcMar>
-              <w:top w:type="dxa" w:w="60"/>
-              <w:left w:type="dxa" w:w="60"/>
-              <w:bottom w:type="dxa" w:w="60"/>
-              <w:right w:type="dxa" w:w="40"/>
-            </w:tcMar>
-            <w:vAlign w:val="center"/>
-          </w:tcPr>
-          <w:p>
-            <w:pPr>
-              <w:spacing w:after="40" w:before="40"/>
-              <w:jc w:val="left"/>
-            </w:pPr>
-            <w:r>
-              <w:rPr>
-                <w:rFonts w:ascii="맑은 고딕" w:cs="맑은 고딕" w:eastAsia="맑은 고딕" w:hAnsi="맑은 고딕"/>
-                <w:b w:val="false"/>
-                <w:bCs w:val="false"/>
-                <w:color w:val="000000"/>
-                <w:sz w:val="20"/>
-                <w:szCs w:val="20"/>
-              </w:rPr>
-              <w:t xml:space="preserve">학번:</w:t>
-            </w:r>
-          </w:p>
-        </w:tc>
-        <w:tc>
-          <w:tcPr>
-            <w:tcW w:type="dxa" w:w="2000"/>
-            <w:gridSpan w:val="2"/>
-            <w:tcMar>
-              <w:top w:type="dxa" w:w="60"/>
-              <w:left w:type="dxa" w:w="80"/>
-              <w:bottom w:type="dxa" w:w="60"/>
-              <w:right w:type="dxa" w:w="80"/>
-            </w:tcMar>
-          </w:tcPr>
-          <w:p>
-            <w:pPr>
-              <w:spacing w:after="40" w:before="40"/>
-              <w:jc w:val="left"/>
-            </w:pPr>
-            <w:r>
-              <w:rPr>
-                <w:rFonts w:ascii="맑은 고딕" w:cs="맑은 고딕" w:eastAsia="맑은 고딕" w:hAnsi="맑은 고딕"/>
-                <w:sz w:val="20"/>
-                <w:szCs w:val="20"/>
-              </w:rPr>
-              <w:t xml:space="preserve"/>
-            </w:r>
-          </w:p>
-        </w:tc>
-        <w:tc>
-          <w:tcPr>
-            <w:tcW w:type="dxa" w:w="800"/>
-            <w:gridSpan w:val="1"/>
-            <w:tcBorders>
-              <w:top w:val="none" w:color="FFFFFF" w:sz="0"/>
-              <w:left w:val="none" w:color="FFFFFF" w:sz="0"/>
-              <w:bottom w:val="none" w:color="FFFFFF" w:sz="0"/>
-              <w:right w:val="none" w:color="FFFFFF" w:sz="0"/>
-            </w:tcBorders>
-            <w:tcMar>
-              <w:top w:type="dxa" w:w="60"/>
-              <w:left w:type="dxa" w:w="60"/>
-              <w:bottom w:type="dxa" w:w="60"/>
-              <w:right w:type="dxa" w:w="40"/>
-            </w:tcMar>
-            <w:vAlign w:val="center"/>
-          </w:tcPr>
-          <w:p>
-            <w:pPr>
-              <w:spacing w:after="40" w:before="40"/>
-              <w:jc w:val="left"/>
-            </w:pPr>
-            <w:r>
-              <w:rPr>
-                <w:rFonts w:ascii="맑은 고딕" w:cs="맑은 고딕" w:eastAsia="맑은 고딕" w:hAnsi="맑은 고딕"/>
-                <w:b w:val="false"/>
-                <w:bCs w:val="false"/>
-                <w:color w:val="000000"/>
-                <w:sz w:val="20"/>
-                <w:szCs w:val="20"/>
-              </w:rPr>
-              <w:t xml:space="preserve">이름:</w:t>
-            </w:r>
-          </w:p>
-        </w:tc>
-        <w:tc>
-          <w:tcPr>
-            <w:tcW w:type="dxa" w:w="2000"/>
-            <w:gridSpan w:val="2"/>
-            <w:tcMar>
-              <w:top w:type="dxa" w:w="60"/>
-              <w:left w:type="dxa" w:w="80"/>
-              <w:bottom w:type="dxa" w:w="60"/>
-              <w:right w:type="dxa" w:w="80"/>
-            </w:tcMar>
-          </w:tcPr>
-          <w:p>
-            <w:pPr>
-              <w:spacing w:after="40" w:before="40"/>
-              <w:jc w:val="left"/>
-            </w:pPr>
-            <w:r>
-              <w:rPr>
-                <w:rFonts w:ascii="맑은 고딕" w:cs="맑은 고딕" w:eastAsia="맑은 고딕" w:hAnsi="맑은 고딕"/>
-                <w:sz w:val="20"/>
-                <w:szCs w:val="20"/>
-              </w:rPr>
-              <w:t xml:space="preserve"/>
-            </w:r>
-          </w:p>
-        </w:tc>
-      </w:tr>
-    </w:tbl>
-    <w:p>
-      <w:pPr>
-        <w:spacing w:after="0" w:before="0"/>
-      </w:pPr>
-      <w:r>
-        <w:t xml:space="preserve"/>
-      </w:r>
-    </w:p>
-    <w:tbl>
-      <w:tblPr>
-        <w:tblW w:type="dxa" w:w="9906"/>
-        <w:tblBorders>
           <w:top w:val="single" w:color="000000" w:sz="6"/>
           <w:left w:val="single" w:color="000000" w:sz="6"/>
           <w:bottom w:val="single" w:color="000000" w:sz="6"/>
@@ -2025,406 +1372,6 @@
       <w:tblPr>
         <w:tblW w:type="dxa" w:w="9906"/>
         <w:tblBorders>
-          <w:top w:val="none" w:color="FFFFFF" w:sz="0"/>
-          <w:left w:val="none" w:color="FFFFFF" w:sz="0"/>
-          <w:bottom w:val="none" w:color="FFFFFF" w:sz="0"/>
-          <w:right w:val="none" w:color="FFFFFF" w:sz="0"/>
-          <w:insideH w:val="none" w:color="FFFFFF" w:sz="0"/>
-          <w:insideV w:val="none" w:color="FFFFFF" w:sz="0"/>
-        </w:tblBorders>
-      </w:tblPr>
-      <w:tblGrid>
-        <w:gridCol w:w="4306"/>
-        <w:gridCol w:w="800"/>
-        <w:gridCol w:w="500"/>
-        <w:gridCol w:w="1500"/>
-        <w:gridCol w:w="800"/>
-        <w:gridCol w:w="1500"/>
-        <w:gridCol w:w="500"/>
-      </w:tblGrid>
-      <w:tr>
-        <w:tc>
-          <w:tcPr>
-            <w:tcW w:type="dxa" w:w="4306"/>
-            <w:tcBorders>
-              <w:top w:val="none" w:color="FFFFFF" w:sz="0"/>
-              <w:left w:val="none" w:color="FFFFFF" w:sz="0"/>
-              <w:bottom w:val="none" w:color="FFFFFF" w:sz="0"/>
-              <w:right w:val="none" w:color="FFFFFF" w:sz="0"/>
-            </w:tcBorders>
-          </w:tcPr>
-          <w:p>
-            <w:pPr>
-              <w:spacing w:after="40" w:before="40"/>
-              <w:jc w:val="left"/>
-            </w:pPr>
-            <w:r>
-              <w:rPr>
-                <w:rFonts w:ascii="맑은 고딕" w:cs="맑은 고딕" w:eastAsia="맑은 고딕" w:hAnsi="맑은 고딕"/>
-                <w:b w:val="false"/>
-                <w:bCs w:val="false"/>
-                <w:color w:val="000000"/>
-                <w:sz w:val="20"/>
-                <w:szCs w:val="20"/>
-              </w:rPr>
-              <w:t xml:space="preserve"/>
-            </w:r>
-          </w:p>
-        </w:tc>
-        <w:tc>
-          <w:tcPr>
-            <w:tcW w:type="dxa" w:w="800"/>
-            <w:gridSpan w:val="1"/>
-            <w:tcMar>
-              <w:top w:type="dxa" w:w="60"/>
-              <w:left w:type="dxa" w:w="80"/>
-              <w:bottom w:type="dxa" w:w="60"/>
-              <w:right w:type="dxa" w:w="80"/>
-            </w:tcMar>
-          </w:tcPr>
-          <w:p>
-            <w:pPr>
-              <w:spacing w:after="40" w:before="40"/>
-              <w:jc w:val="right"/>
-            </w:pPr>
-            <w:r>
-              <w:rPr>
-                <w:rFonts w:ascii="맑은 고딕" w:cs="맑은 고딕" w:eastAsia="맑은 고딕" w:hAnsi="맑은 고딕"/>
-                <w:sz w:val="20"/>
-                <w:szCs w:val="20"/>
-              </w:rPr>
-              <w:t xml:space="preserve"/>
-            </w:r>
-          </w:p>
-        </w:tc>
-        <w:tc>
-          <w:tcPr>
-            <w:tcW w:type="dxa" w:w="500"/>
-            <w:gridSpan w:val="1"/>
-            <w:tcBorders>
-              <w:top w:val="none" w:color="FFFFFF" w:sz="0"/>
-              <w:left w:val="none" w:color="FFFFFF" w:sz="0"/>
-              <w:bottom w:val="none" w:color="FFFFFF" w:sz="0"/>
-              <w:right w:val="none" w:color="FFFFFF" w:sz="0"/>
-            </w:tcBorders>
-            <w:tcMar>
-              <w:top w:type="dxa" w:w="60"/>
-              <w:left w:type="dxa" w:w="60"/>
-              <w:bottom w:type="dxa" w:w="60"/>
-              <w:right w:type="dxa" w:w="40"/>
-            </w:tcMar>
-            <w:vAlign w:val="center"/>
-          </w:tcPr>
-          <w:p>
-            <w:pPr>
-              <w:spacing w:after="40" w:before="40"/>
-              <w:jc w:val="left"/>
-            </w:pPr>
-            <w:r>
-              <w:rPr>
-                <w:rFonts w:ascii="맑은 고딕" w:cs="맑은 고딕" w:eastAsia="맑은 고딕" w:hAnsi="맑은 고딕"/>
-                <w:b w:val="false"/>
-                <w:bCs w:val="false"/>
-                <w:color w:val="000000"/>
-                <w:sz w:val="20"/>
-                <w:szCs w:val="20"/>
-              </w:rPr>
-              <w:t xml:space="preserve">년</w:t>
-            </w:r>
-          </w:p>
-        </w:tc>
-        <w:tc>
-          <w:tcPr>
-            <w:tcW w:type="dxa" w:w="1500"/>
-            <w:gridSpan w:val="1"/>
-            <w:tcMar>
-              <w:top w:type="dxa" w:w="60"/>
-              <w:left w:type="dxa" w:w="80"/>
-              <w:bottom w:type="dxa" w:w="60"/>
-              <w:right w:type="dxa" w:w="80"/>
-            </w:tcMar>
-          </w:tcPr>
-          <w:p>
-            <w:pPr>
-              <w:spacing w:after="40" w:before="40"/>
-              <w:jc w:val="right"/>
-            </w:pPr>
-            <w:r>
-              <w:rPr>
-                <w:rFonts w:ascii="맑은 고딕" w:cs="맑은 고딕" w:eastAsia="맑은 고딕" w:hAnsi="맑은 고딕"/>
-                <w:sz w:val="20"/>
-                <w:szCs w:val="20"/>
-              </w:rPr>
-              <w:t xml:space="preserve"/>
-            </w:r>
-          </w:p>
-        </w:tc>
-        <w:tc>
-          <w:tcPr>
-            <w:tcW w:type="dxa" w:w="800"/>
-            <w:gridSpan w:val="1"/>
-            <w:tcBorders>
-              <w:top w:val="none" w:color="FFFFFF" w:sz="0"/>
-              <w:left w:val="none" w:color="FFFFFF" w:sz="0"/>
-              <w:bottom w:val="none" w:color="FFFFFF" w:sz="0"/>
-              <w:right w:val="none" w:color="FFFFFF" w:sz="0"/>
-            </w:tcBorders>
-            <w:tcMar>
-              <w:top w:type="dxa" w:w="60"/>
-              <w:left w:type="dxa" w:w="60"/>
-              <w:bottom w:type="dxa" w:w="60"/>
-              <w:right w:type="dxa" w:w="40"/>
-            </w:tcMar>
-            <w:vAlign w:val="center"/>
-          </w:tcPr>
-          <w:p>
-            <w:pPr>
-              <w:spacing w:after="40" w:before="40"/>
-              <w:jc w:val="left"/>
-            </w:pPr>
-            <w:r>
-              <w:rPr>
-                <w:rFonts w:ascii="맑은 고딕" w:cs="맑은 고딕" w:eastAsia="맑은 고딕" w:hAnsi="맑은 고딕"/>
-                <w:b w:val="false"/>
-                <w:bCs w:val="false"/>
-                <w:color w:val="000000"/>
-                <w:sz w:val="20"/>
-                <w:szCs w:val="20"/>
-              </w:rPr>
-              <w:t xml:space="preserve">월</w:t>
-            </w:r>
-          </w:p>
-        </w:tc>
-        <w:tc>
-          <w:tcPr>
-            <w:tcW w:type="dxa" w:w="1500"/>
-            <w:gridSpan w:val="1"/>
-            <w:tcMar>
-              <w:top w:type="dxa" w:w="60"/>
-              <w:left w:type="dxa" w:w="80"/>
-              <w:bottom w:type="dxa" w:w="60"/>
-              <w:right w:type="dxa" w:w="80"/>
-            </w:tcMar>
-          </w:tcPr>
-          <w:p>
-            <w:pPr>
-              <w:spacing w:after="40" w:before="40"/>
-              <w:jc w:val="right"/>
-            </w:pPr>
-            <w:r>
-              <w:rPr>
-                <w:rFonts w:ascii="맑은 고딕" w:cs="맑은 고딕" w:eastAsia="맑은 고딕" w:hAnsi="맑은 고딕"/>
-                <w:sz w:val="20"/>
-                <w:szCs w:val="20"/>
-              </w:rPr>
-              <w:t xml:space="preserve"/>
-            </w:r>
-          </w:p>
-        </w:tc>
-        <w:tc>
-          <w:tcPr>
-            <w:tcW w:type="dxa" w:w="500"/>
-            <w:gridSpan w:val="1"/>
-            <w:tcBorders>
-              <w:top w:val="none" w:color="FFFFFF" w:sz="0"/>
-              <w:left w:val="none" w:color="FFFFFF" w:sz="0"/>
-              <w:bottom w:val="none" w:color="FFFFFF" w:sz="0"/>
-              <w:right w:val="none" w:color="FFFFFF" w:sz="0"/>
-            </w:tcBorders>
-            <w:tcMar>
-              <w:top w:type="dxa" w:w="60"/>
-              <w:left w:type="dxa" w:w="60"/>
-              <w:bottom w:type="dxa" w:w="60"/>
-              <w:right w:type="dxa" w:w="40"/>
-            </w:tcMar>
-            <w:vAlign w:val="center"/>
-          </w:tcPr>
-          <w:p>
-            <w:pPr>
-              <w:spacing w:after="40" w:before="40"/>
-              <w:jc w:val="left"/>
-            </w:pPr>
-            <w:r>
-              <w:rPr>
-                <w:rFonts w:ascii="맑은 고딕" w:cs="맑은 고딕" w:eastAsia="맑은 고딕" w:hAnsi="맑은 고딕"/>
-                <w:b w:val="false"/>
-                <w:bCs w:val="false"/>
-                <w:color w:val="000000"/>
-                <w:sz w:val="20"/>
-                <w:szCs w:val="20"/>
-              </w:rPr>
-              <w:t xml:space="preserve">일</w:t>
-            </w:r>
-          </w:p>
-        </w:tc>
-      </w:tr>
-      <w:tr>
-        <w:tc>
-          <w:tcPr>
-            <w:tcW w:type="dxa" w:w="4306"/>
-            <w:tcBorders>
-              <w:top w:val="none" w:color="FFFFFF" w:sz="0"/>
-              <w:left w:val="none" w:color="FFFFFF" w:sz="0"/>
-              <w:bottom w:val="none" w:color="FFFFFF" w:sz="0"/>
-              <w:right w:val="none" w:color="FFFFFF" w:sz="0"/>
-            </w:tcBorders>
-          </w:tcPr>
-          <w:p>
-            <w:pPr>
-              <w:spacing w:after="40" w:before="40"/>
-              <w:jc w:val="left"/>
-            </w:pPr>
-            <w:r>
-              <w:rPr>
-                <w:rFonts w:ascii="맑은 고딕" w:cs="맑은 고딕" w:eastAsia="맑은 고딕" w:hAnsi="맑은 고딕"/>
-                <w:b w:val="false"/>
-                <w:bCs w:val="false"/>
-                <w:color w:val="000000"/>
-                <w:sz w:val="20"/>
-                <w:szCs w:val="20"/>
-              </w:rPr>
-              <w:t xml:space="preserve"/>
-            </w:r>
-          </w:p>
-        </w:tc>
-        <w:tc>
-          <w:tcPr>
-            <w:tcW w:type="dxa" w:w="800"/>
-            <w:gridSpan w:val="1"/>
-            <w:tcBorders>
-              <w:top w:val="none" w:color="FFFFFF" w:sz="0"/>
-              <w:left w:val="none" w:color="FFFFFF" w:sz="0"/>
-              <w:bottom w:val="none" w:color="FFFFFF" w:sz="0"/>
-              <w:right w:val="none" w:color="FFFFFF" w:sz="0"/>
-            </w:tcBorders>
-            <w:tcMar>
-              <w:top w:type="dxa" w:w="60"/>
-              <w:left w:type="dxa" w:w="60"/>
-              <w:bottom w:type="dxa" w:w="60"/>
-              <w:right w:type="dxa" w:w="40"/>
-            </w:tcMar>
-            <w:vAlign w:val="center"/>
-          </w:tcPr>
-          <w:p>
-            <w:pPr>
-              <w:spacing w:after="40" w:before="40"/>
-              <w:jc w:val="left"/>
-            </w:pPr>
-            <w:r>
-              <w:rPr>
-                <w:rFonts w:ascii="맑은 고딕" w:cs="맑은 고딕" w:eastAsia="맑은 고딕" w:hAnsi="맑은 고딕"/>
-                <w:b w:val="false"/>
-                <w:bCs w:val="false"/>
-                <w:color w:val="000000"/>
-                <w:sz w:val="20"/>
-                <w:szCs w:val="20"/>
-              </w:rPr>
-              <w:t xml:space="preserve">학번:</w:t>
-            </w:r>
-          </w:p>
-        </w:tc>
-        <w:tc>
-          <w:tcPr>
-            <w:tcW w:type="dxa" w:w="2000"/>
-            <w:gridSpan w:val="2"/>
-            <w:tcMar>
-              <w:top w:type="dxa" w:w="60"/>
-              <w:left w:type="dxa" w:w="80"/>
-              <w:bottom w:type="dxa" w:w="60"/>
-              <w:right w:type="dxa" w:w="80"/>
-            </w:tcMar>
-          </w:tcPr>
-          <w:p>
-            <w:pPr>
-              <w:spacing w:after="40" w:before="40"/>
-              <w:jc w:val="left"/>
-            </w:pPr>
-            <w:r>
-              <w:rPr>
-                <w:rFonts w:ascii="맑은 고딕" w:cs="맑은 고딕" w:eastAsia="맑은 고딕" w:hAnsi="맑은 고딕"/>
-                <w:sz w:val="20"/>
-                <w:szCs w:val="20"/>
-              </w:rPr>
-              <w:t xml:space="preserve"/>
-            </w:r>
-          </w:p>
-        </w:tc>
-        <w:tc>
-          <w:tcPr>
-            <w:tcW w:type="dxa" w:w="800"/>
-            <w:gridSpan w:val="1"/>
-            <w:tcBorders>
-              <w:top w:val="none" w:color="FFFFFF" w:sz="0"/>
-              <w:left w:val="none" w:color="FFFFFF" w:sz="0"/>
-              <w:bottom w:val="none" w:color="FFFFFF" w:sz="0"/>
-              <w:right w:val="none" w:color="FFFFFF" w:sz="0"/>
-            </w:tcBorders>
-            <w:tcMar>
-              <w:top w:type="dxa" w:w="60"/>
-              <w:left w:type="dxa" w:w="60"/>
-              <w:bottom w:type="dxa" w:w="60"/>
-              <w:right w:type="dxa" w:w="40"/>
-            </w:tcMar>
-            <w:vAlign w:val="center"/>
-          </w:tcPr>
-          <w:p>
-            <w:pPr>
-              <w:spacing w:after="40" w:before="40"/>
-              <w:jc w:val="left"/>
-            </w:pPr>
-            <w:r>
-              <w:rPr>
-                <w:rFonts w:ascii="맑은 고딕" w:cs="맑은 고딕" w:eastAsia="맑은 고딕" w:hAnsi="맑은 고딕"/>
-                <w:b w:val="false"/>
-                <w:bCs w:val="false"/>
-                <w:color w:val="000000"/>
-                <w:sz w:val="20"/>
-                <w:szCs w:val="20"/>
-              </w:rPr>
-              <w:t xml:space="preserve">이름:</w:t>
-            </w:r>
-          </w:p>
-        </w:tc>
-        <w:tc>
-          <w:tcPr>
-            <w:tcW w:type="dxa" w:w="2000"/>
-            <w:gridSpan w:val="2"/>
-            <w:tcMar>
-              <w:top w:type="dxa" w:w="60"/>
-              <w:left w:type="dxa" w:w="80"/>
-              <w:bottom w:type="dxa" w:w="60"/>
-              <w:right w:type="dxa" w:w="80"/>
-            </w:tcMar>
-          </w:tcPr>
-          <w:p>
-            <w:pPr>
-              <w:spacing w:after="40" w:before="40"/>
-              <w:jc w:val="left"/>
-            </w:pPr>
-            <w:r>
-              <w:rPr>
-                <w:rFonts w:ascii="맑은 고딕" w:cs="맑은 고딕" w:eastAsia="맑은 고딕" w:hAnsi="맑은 고딕"/>
-                <w:sz w:val="20"/>
-                <w:szCs w:val="20"/>
-              </w:rPr>
-              <w:t xml:space="preserve"/>
-            </w:r>
-          </w:p>
-        </w:tc>
-      </w:tr>
-    </w:tbl>
-    <w:p>
-      <w:pPr>
-        <w:spacing w:after="0" w:before="0"/>
-      </w:pPr>
-      <w:r>
-        <w:t xml:space="preserve"/>
-      </w:r>
-    </w:p>
-    <w:tbl>
-      <w:tblPr>
-        <w:tblW w:type="dxa" w:w="9906"/>
-        <w:tblBorders>
           <w:top w:val="single" w:color="000000" w:sz="6"/>
           <w:left w:val="single" w:color="000000" w:sz="6"/>
           <w:bottom w:val="single" w:color="000000" w:sz="6"/>
@@ -2999,406 +1946,6 @@
       <w:tblPr>
         <w:tblW w:type="dxa" w:w="9906"/>
         <w:tblBorders>
-          <w:top w:val="none" w:color="FFFFFF" w:sz="0"/>
-          <w:left w:val="none" w:color="FFFFFF" w:sz="0"/>
-          <w:bottom w:val="none" w:color="FFFFFF" w:sz="0"/>
-          <w:right w:val="none" w:color="FFFFFF" w:sz="0"/>
-          <w:insideH w:val="none" w:color="FFFFFF" w:sz="0"/>
-          <w:insideV w:val="none" w:color="FFFFFF" w:sz="0"/>
-        </w:tblBorders>
-      </w:tblPr>
-      <w:tblGrid>
-        <w:gridCol w:w="4306"/>
-        <w:gridCol w:w="800"/>
-        <w:gridCol w:w="500"/>
-        <w:gridCol w:w="1500"/>
-        <w:gridCol w:w="800"/>
-        <w:gridCol w:w="1500"/>
-        <w:gridCol w:w="500"/>
-      </w:tblGrid>
-      <w:tr>
-        <w:tc>
-          <w:tcPr>
-            <w:tcW w:type="dxa" w:w="4306"/>
-            <w:tcBorders>
-              <w:top w:val="none" w:color="FFFFFF" w:sz="0"/>
-              <w:left w:val="none" w:color="FFFFFF" w:sz="0"/>
-              <w:bottom w:val="none" w:color="FFFFFF" w:sz="0"/>
-              <w:right w:val="none" w:color="FFFFFF" w:sz="0"/>
-            </w:tcBorders>
-          </w:tcPr>
-          <w:p>
-            <w:pPr>
-              <w:spacing w:after="40" w:before="40"/>
-              <w:jc w:val="left"/>
-            </w:pPr>
-            <w:r>
-              <w:rPr>
-                <w:rFonts w:ascii="맑은 고딕" w:cs="맑은 고딕" w:eastAsia="맑은 고딕" w:hAnsi="맑은 고딕"/>
-                <w:b w:val="false"/>
-                <w:bCs w:val="false"/>
-                <w:color w:val="000000"/>
-                <w:sz w:val="20"/>
-                <w:szCs w:val="20"/>
-              </w:rPr>
-              <w:t xml:space="preserve"/>
-            </w:r>
-          </w:p>
-        </w:tc>
-        <w:tc>
-          <w:tcPr>
-            <w:tcW w:type="dxa" w:w="800"/>
-            <w:gridSpan w:val="1"/>
-            <w:tcMar>
-              <w:top w:type="dxa" w:w="60"/>
-              <w:left w:type="dxa" w:w="80"/>
-              <w:bottom w:type="dxa" w:w="60"/>
-              <w:right w:type="dxa" w:w="80"/>
-            </w:tcMar>
-          </w:tcPr>
-          <w:p>
-            <w:pPr>
-              <w:spacing w:after="40" w:before="40"/>
-              <w:jc w:val="right"/>
-            </w:pPr>
-            <w:r>
-              <w:rPr>
-                <w:rFonts w:ascii="맑은 고딕" w:cs="맑은 고딕" w:eastAsia="맑은 고딕" w:hAnsi="맑은 고딕"/>
-                <w:sz w:val="20"/>
-                <w:szCs w:val="20"/>
-              </w:rPr>
-              <w:t xml:space="preserve"/>
-            </w:r>
-          </w:p>
-        </w:tc>
-        <w:tc>
-          <w:tcPr>
-            <w:tcW w:type="dxa" w:w="500"/>
-            <w:gridSpan w:val="1"/>
-            <w:tcBorders>
-              <w:top w:val="none" w:color="FFFFFF" w:sz="0"/>
-              <w:left w:val="none" w:color="FFFFFF" w:sz="0"/>
-              <w:bottom w:val="none" w:color="FFFFFF" w:sz="0"/>
-              <w:right w:val="none" w:color="FFFFFF" w:sz="0"/>
-            </w:tcBorders>
-            <w:tcMar>
-              <w:top w:type="dxa" w:w="60"/>
-              <w:left w:type="dxa" w:w="60"/>
-              <w:bottom w:type="dxa" w:w="60"/>
-              <w:right w:type="dxa" w:w="40"/>
-            </w:tcMar>
-            <w:vAlign w:val="center"/>
-          </w:tcPr>
-          <w:p>
-            <w:pPr>
-              <w:spacing w:after="40" w:before="40"/>
-              <w:jc w:val="left"/>
-            </w:pPr>
-            <w:r>
-              <w:rPr>
-                <w:rFonts w:ascii="맑은 고딕" w:cs="맑은 고딕" w:eastAsia="맑은 고딕" w:hAnsi="맑은 고딕"/>
-                <w:b w:val="false"/>
-                <w:bCs w:val="false"/>
-                <w:color w:val="000000"/>
-                <w:sz w:val="20"/>
-                <w:szCs w:val="20"/>
-              </w:rPr>
-              <w:t xml:space="preserve">년</w:t>
-            </w:r>
-          </w:p>
-        </w:tc>
-        <w:tc>
-          <w:tcPr>
-            <w:tcW w:type="dxa" w:w="1500"/>
-            <w:gridSpan w:val="1"/>
-            <w:tcMar>
-              <w:top w:type="dxa" w:w="60"/>
-              <w:left w:type="dxa" w:w="80"/>
-              <w:bottom w:type="dxa" w:w="60"/>
-              <w:right w:type="dxa" w:w="80"/>
-            </w:tcMar>
-          </w:tcPr>
-          <w:p>
-            <w:pPr>
-              <w:spacing w:after="40" w:before="40"/>
-              <w:jc w:val="right"/>
-            </w:pPr>
-            <w:r>
-              <w:rPr>
-                <w:rFonts w:ascii="맑은 고딕" w:cs="맑은 고딕" w:eastAsia="맑은 고딕" w:hAnsi="맑은 고딕"/>
-                <w:sz w:val="20"/>
-                <w:szCs w:val="20"/>
-              </w:rPr>
-              <w:t xml:space="preserve"/>
-            </w:r>
-          </w:p>
-        </w:tc>
-        <w:tc>
-          <w:tcPr>
-            <w:tcW w:type="dxa" w:w="800"/>
-            <w:gridSpan w:val="1"/>
-            <w:tcBorders>
-              <w:top w:val="none" w:color="FFFFFF" w:sz="0"/>
-              <w:left w:val="none" w:color="FFFFFF" w:sz="0"/>
-              <w:bottom w:val="none" w:color="FFFFFF" w:sz="0"/>
-              <w:right w:val="none" w:color="FFFFFF" w:sz="0"/>
-            </w:tcBorders>
-            <w:tcMar>
-              <w:top w:type="dxa" w:w="60"/>
-              <w:left w:type="dxa" w:w="60"/>
-              <w:bottom w:type="dxa" w:w="60"/>
-              <w:right w:type="dxa" w:w="40"/>
-            </w:tcMar>
-            <w:vAlign w:val="center"/>
-          </w:tcPr>
-          <w:p>
-            <w:pPr>
-              <w:spacing w:after="40" w:before="40"/>
-              <w:jc w:val="left"/>
-            </w:pPr>
-            <w:r>
-              <w:rPr>
-                <w:rFonts w:ascii="맑은 고딕" w:cs="맑은 고딕" w:eastAsia="맑은 고딕" w:hAnsi="맑은 고딕"/>
-                <w:b w:val="false"/>
-                <w:bCs w:val="false"/>
-                <w:color w:val="000000"/>
-                <w:sz w:val="20"/>
-                <w:szCs w:val="20"/>
-              </w:rPr>
-              <w:t xml:space="preserve">월</w:t>
-            </w:r>
-          </w:p>
-        </w:tc>
-        <w:tc>
-          <w:tcPr>
-            <w:tcW w:type="dxa" w:w="1500"/>
-            <w:gridSpan w:val="1"/>
-            <w:tcMar>
-              <w:top w:type="dxa" w:w="60"/>
-              <w:left w:type="dxa" w:w="80"/>
-              <w:bottom w:type="dxa" w:w="60"/>
-              <w:right w:type="dxa" w:w="80"/>
-            </w:tcMar>
-          </w:tcPr>
-          <w:p>
-            <w:pPr>
-              <w:spacing w:after="40" w:before="40"/>
-              <w:jc w:val="right"/>
-            </w:pPr>
-            <w:r>
-              <w:rPr>
-                <w:rFonts w:ascii="맑은 고딕" w:cs="맑은 고딕" w:eastAsia="맑은 고딕" w:hAnsi="맑은 고딕"/>
-                <w:sz w:val="20"/>
-                <w:szCs w:val="20"/>
-              </w:rPr>
-              <w:t xml:space="preserve"/>
-            </w:r>
-          </w:p>
-        </w:tc>
-        <w:tc>
-          <w:tcPr>
-            <w:tcW w:type="dxa" w:w="500"/>
-            <w:gridSpan w:val="1"/>
-            <w:tcBorders>
-              <w:top w:val="none" w:color="FFFFFF" w:sz="0"/>
-              <w:left w:val="none" w:color="FFFFFF" w:sz="0"/>
-              <w:bottom w:val="none" w:color="FFFFFF" w:sz="0"/>
-              <w:right w:val="none" w:color="FFFFFF" w:sz="0"/>
-            </w:tcBorders>
-            <w:tcMar>
-              <w:top w:type="dxa" w:w="60"/>
-              <w:left w:type="dxa" w:w="60"/>
-              <w:bottom w:type="dxa" w:w="60"/>
-              <w:right w:type="dxa" w:w="40"/>
-            </w:tcMar>
-            <w:vAlign w:val="center"/>
-          </w:tcPr>
-          <w:p>
-            <w:pPr>
-              <w:spacing w:after="40" w:before="40"/>
-              <w:jc w:val="left"/>
-            </w:pPr>
-            <w:r>
-              <w:rPr>
-                <w:rFonts w:ascii="맑은 고딕" w:cs="맑은 고딕" w:eastAsia="맑은 고딕" w:hAnsi="맑은 고딕"/>
-                <w:b w:val="false"/>
-                <w:bCs w:val="false"/>
-                <w:color w:val="000000"/>
-                <w:sz w:val="20"/>
-                <w:szCs w:val="20"/>
-              </w:rPr>
-              <w:t xml:space="preserve">일</w:t>
-            </w:r>
-          </w:p>
-        </w:tc>
-      </w:tr>
-      <w:tr>
-        <w:tc>
-          <w:tcPr>
-            <w:tcW w:type="dxa" w:w="4306"/>
-            <w:tcBorders>
-              <w:top w:val="none" w:color="FFFFFF" w:sz="0"/>
-              <w:left w:val="none" w:color="FFFFFF" w:sz="0"/>
-              <w:bottom w:val="none" w:color="FFFFFF" w:sz="0"/>
-              <w:right w:val="none" w:color="FFFFFF" w:sz="0"/>
-            </w:tcBorders>
-          </w:tcPr>
-          <w:p>
-            <w:pPr>
-              <w:spacing w:after="40" w:before="40"/>
-              <w:jc w:val="left"/>
-            </w:pPr>
-            <w:r>
-              <w:rPr>
-                <w:rFonts w:ascii="맑은 고딕" w:cs="맑은 고딕" w:eastAsia="맑은 고딕" w:hAnsi="맑은 고딕"/>
-                <w:b w:val="false"/>
-                <w:bCs w:val="false"/>
-                <w:color w:val="000000"/>
-                <w:sz w:val="20"/>
-                <w:szCs w:val="20"/>
-              </w:rPr>
-              <w:t xml:space="preserve"/>
-            </w:r>
-          </w:p>
-        </w:tc>
-        <w:tc>
-          <w:tcPr>
-            <w:tcW w:type="dxa" w:w="800"/>
-            <w:gridSpan w:val="1"/>
-            <w:tcBorders>
-              <w:top w:val="none" w:color="FFFFFF" w:sz="0"/>
-              <w:left w:val="none" w:color="FFFFFF" w:sz="0"/>
-              <w:bottom w:val="none" w:color="FFFFFF" w:sz="0"/>
-              <w:right w:val="none" w:color="FFFFFF" w:sz="0"/>
-            </w:tcBorders>
-            <w:tcMar>
-              <w:top w:type="dxa" w:w="60"/>
-              <w:left w:type="dxa" w:w="60"/>
-              <w:bottom w:type="dxa" w:w="60"/>
-              <w:right w:type="dxa" w:w="40"/>
-            </w:tcMar>
-            <w:vAlign w:val="center"/>
-          </w:tcPr>
-          <w:p>
-            <w:pPr>
-              <w:spacing w:after="40" w:before="40"/>
-              <w:jc w:val="left"/>
-            </w:pPr>
-            <w:r>
-              <w:rPr>
-                <w:rFonts w:ascii="맑은 고딕" w:cs="맑은 고딕" w:eastAsia="맑은 고딕" w:hAnsi="맑은 고딕"/>
-                <w:b w:val="false"/>
-                <w:bCs w:val="false"/>
-                <w:color w:val="000000"/>
-                <w:sz w:val="20"/>
-                <w:szCs w:val="20"/>
-              </w:rPr>
-              <w:t xml:space="preserve">학번:</w:t>
-            </w:r>
-          </w:p>
-        </w:tc>
-        <w:tc>
-          <w:tcPr>
-            <w:tcW w:type="dxa" w:w="2000"/>
-            <w:gridSpan w:val="2"/>
-            <w:tcMar>
-              <w:top w:type="dxa" w:w="60"/>
-              <w:left w:type="dxa" w:w="80"/>
-              <w:bottom w:type="dxa" w:w="60"/>
-              <w:right w:type="dxa" w:w="80"/>
-            </w:tcMar>
-          </w:tcPr>
-          <w:p>
-            <w:pPr>
-              <w:spacing w:after="40" w:before="40"/>
-              <w:jc w:val="left"/>
-            </w:pPr>
-            <w:r>
-              <w:rPr>
-                <w:rFonts w:ascii="맑은 고딕" w:cs="맑은 고딕" w:eastAsia="맑은 고딕" w:hAnsi="맑은 고딕"/>
-                <w:sz w:val="20"/>
-                <w:szCs w:val="20"/>
-              </w:rPr>
-              <w:t xml:space="preserve"/>
-            </w:r>
-          </w:p>
-        </w:tc>
-        <w:tc>
-          <w:tcPr>
-            <w:tcW w:type="dxa" w:w="800"/>
-            <w:gridSpan w:val="1"/>
-            <w:tcBorders>
-              <w:top w:val="none" w:color="FFFFFF" w:sz="0"/>
-              <w:left w:val="none" w:color="FFFFFF" w:sz="0"/>
-              <w:bottom w:val="none" w:color="FFFFFF" w:sz="0"/>
-              <w:right w:val="none" w:color="FFFFFF" w:sz="0"/>
-            </w:tcBorders>
-            <w:tcMar>
-              <w:top w:type="dxa" w:w="60"/>
-              <w:left w:type="dxa" w:w="60"/>
-              <w:bottom w:type="dxa" w:w="60"/>
-              <w:right w:type="dxa" w:w="40"/>
-            </w:tcMar>
-            <w:vAlign w:val="center"/>
-          </w:tcPr>
-          <w:p>
-            <w:pPr>
-              <w:spacing w:after="40" w:before="40"/>
-              <w:jc w:val="left"/>
-            </w:pPr>
-            <w:r>
-              <w:rPr>
-                <w:rFonts w:ascii="맑은 고딕" w:cs="맑은 고딕" w:eastAsia="맑은 고딕" w:hAnsi="맑은 고딕"/>
-                <w:b w:val="false"/>
-                <w:bCs w:val="false"/>
-                <w:color w:val="000000"/>
-                <w:sz w:val="20"/>
-                <w:szCs w:val="20"/>
-              </w:rPr>
-              <w:t xml:space="preserve">이름:</w:t>
-            </w:r>
-          </w:p>
-        </w:tc>
-        <w:tc>
-          <w:tcPr>
-            <w:tcW w:type="dxa" w:w="2000"/>
-            <w:gridSpan w:val="2"/>
-            <w:tcMar>
-              <w:top w:type="dxa" w:w="60"/>
-              <w:left w:type="dxa" w:w="80"/>
-              <w:bottom w:type="dxa" w:w="60"/>
-              <w:right w:type="dxa" w:w="80"/>
-            </w:tcMar>
-          </w:tcPr>
-          <w:p>
-            <w:pPr>
-              <w:spacing w:after="40" w:before="40"/>
-              <w:jc w:val="left"/>
-            </w:pPr>
-            <w:r>
-              <w:rPr>
-                <w:rFonts w:ascii="맑은 고딕" w:cs="맑은 고딕" w:eastAsia="맑은 고딕" w:hAnsi="맑은 고딕"/>
-                <w:sz w:val="20"/>
-                <w:szCs w:val="20"/>
-              </w:rPr>
-              <w:t xml:space="preserve"/>
-            </w:r>
-          </w:p>
-        </w:tc>
-      </w:tr>
-    </w:tbl>
-    <w:p>
-      <w:pPr>
-        <w:spacing w:after="0" w:before="0"/>
-      </w:pPr>
-      <w:r>
-        <w:t xml:space="preserve"/>
-      </w:r>
-    </w:p>
-    <w:tbl>
-      <w:tblPr>
-        <w:tblW w:type="dxa" w:w="9906"/>
-        <w:tblBorders>
           <w:top w:val="single" w:color="000000" w:sz="6"/>
           <w:left w:val="single" w:color="000000" w:sz="6"/>
           <w:bottom w:val="single" w:color="000000" w:sz="6"/>
@@ -4210,406 +2757,6 @@
           <w:szCs w:val="28"/>
         </w:rPr>
         <w:t xml:space="preserve">프로그램 테스트</w:t>
-      </w:r>
-    </w:p>
-    <w:tbl>
-      <w:tblPr>
-        <w:tblW w:type="dxa" w:w="9906"/>
-        <w:tblBorders>
-          <w:top w:val="none" w:color="FFFFFF" w:sz="0"/>
-          <w:left w:val="none" w:color="FFFFFF" w:sz="0"/>
-          <w:bottom w:val="none" w:color="FFFFFF" w:sz="0"/>
-          <w:right w:val="none" w:color="FFFFFF" w:sz="0"/>
-          <w:insideH w:val="none" w:color="FFFFFF" w:sz="0"/>
-          <w:insideV w:val="none" w:color="FFFFFF" w:sz="0"/>
-        </w:tblBorders>
-      </w:tblPr>
-      <w:tblGrid>
-        <w:gridCol w:w="4306"/>
-        <w:gridCol w:w="800"/>
-        <w:gridCol w:w="500"/>
-        <w:gridCol w:w="1500"/>
-        <w:gridCol w:w="800"/>
-        <w:gridCol w:w="1500"/>
-        <w:gridCol w:w="500"/>
-      </w:tblGrid>
-      <w:tr>
-        <w:tc>
-          <w:tcPr>
-            <w:tcW w:type="dxa" w:w="4306"/>
-            <w:tcBorders>
-              <w:top w:val="none" w:color="FFFFFF" w:sz="0"/>
-              <w:left w:val="none" w:color="FFFFFF" w:sz="0"/>
-              <w:bottom w:val="none" w:color="FFFFFF" w:sz="0"/>
-              <w:right w:val="none" w:color="FFFFFF" w:sz="0"/>
-            </w:tcBorders>
-          </w:tcPr>
-          <w:p>
-            <w:pPr>
-              <w:spacing w:after="40" w:before="40"/>
-              <w:jc w:val="left"/>
-            </w:pPr>
-            <w:r>
-              <w:rPr>
-                <w:rFonts w:ascii="맑은 고딕" w:cs="맑은 고딕" w:eastAsia="맑은 고딕" w:hAnsi="맑은 고딕"/>
-                <w:b w:val="false"/>
-                <w:bCs w:val="false"/>
-                <w:color w:val="000000"/>
-                <w:sz w:val="20"/>
-                <w:szCs w:val="20"/>
-              </w:rPr>
-              <w:t xml:space="preserve"/>
-            </w:r>
-          </w:p>
-        </w:tc>
-        <w:tc>
-          <w:tcPr>
-            <w:tcW w:type="dxa" w:w="800"/>
-            <w:gridSpan w:val="1"/>
-            <w:tcMar>
-              <w:top w:type="dxa" w:w="60"/>
-              <w:left w:type="dxa" w:w="80"/>
-              <w:bottom w:type="dxa" w:w="60"/>
-              <w:right w:type="dxa" w:w="80"/>
-            </w:tcMar>
-          </w:tcPr>
-          <w:p>
-            <w:pPr>
-              <w:spacing w:after="40" w:before="40"/>
-              <w:jc w:val="right"/>
-            </w:pPr>
-            <w:r>
-              <w:rPr>
-                <w:rFonts w:ascii="맑은 고딕" w:cs="맑은 고딕" w:eastAsia="맑은 고딕" w:hAnsi="맑은 고딕"/>
-                <w:sz w:val="20"/>
-                <w:szCs w:val="20"/>
-              </w:rPr>
-              <w:t xml:space="preserve"/>
-            </w:r>
-          </w:p>
-        </w:tc>
-        <w:tc>
-          <w:tcPr>
-            <w:tcW w:type="dxa" w:w="500"/>
-            <w:gridSpan w:val="1"/>
-            <w:tcBorders>
-              <w:top w:val="none" w:color="FFFFFF" w:sz="0"/>
-              <w:left w:val="none" w:color="FFFFFF" w:sz="0"/>
-              <w:bottom w:val="none" w:color="FFFFFF" w:sz="0"/>
-              <w:right w:val="none" w:color="FFFFFF" w:sz="0"/>
-            </w:tcBorders>
-            <w:tcMar>
-              <w:top w:type="dxa" w:w="60"/>
-              <w:left w:type="dxa" w:w="60"/>
-              <w:bottom w:type="dxa" w:w="60"/>
-              <w:right w:type="dxa" w:w="40"/>
-            </w:tcMar>
-            <w:vAlign w:val="center"/>
-          </w:tcPr>
-          <w:p>
-            <w:pPr>
-              <w:spacing w:after="40" w:before="40"/>
-              <w:jc w:val="left"/>
-            </w:pPr>
-            <w:r>
-              <w:rPr>
-                <w:rFonts w:ascii="맑은 고딕" w:cs="맑은 고딕" w:eastAsia="맑은 고딕" w:hAnsi="맑은 고딕"/>
-                <w:b w:val="false"/>
-                <w:bCs w:val="false"/>
-                <w:color w:val="000000"/>
-                <w:sz w:val="20"/>
-                <w:szCs w:val="20"/>
-              </w:rPr>
-              <w:t xml:space="preserve">년</w:t>
-            </w:r>
-          </w:p>
-        </w:tc>
-        <w:tc>
-          <w:tcPr>
-            <w:tcW w:type="dxa" w:w="1500"/>
-            <w:gridSpan w:val="1"/>
-            <w:tcMar>
-              <w:top w:type="dxa" w:w="60"/>
-              <w:left w:type="dxa" w:w="80"/>
-              <w:bottom w:type="dxa" w:w="60"/>
-              <w:right w:type="dxa" w:w="80"/>
-            </w:tcMar>
-          </w:tcPr>
-          <w:p>
-            <w:pPr>
-              <w:spacing w:after="40" w:before="40"/>
-              <w:jc w:val="right"/>
-            </w:pPr>
-            <w:r>
-              <w:rPr>
-                <w:rFonts w:ascii="맑은 고딕" w:cs="맑은 고딕" w:eastAsia="맑은 고딕" w:hAnsi="맑은 고딕"/>
-                <w:sz w:val="20"/>
-                <w:szCs w:val="20"/>
-              </w:rPr>
-              <w:t xml:space="preserve"/>
-            </w:r>
-          </w:p>
-        </w:tc>
-        <w:tc>
-          <w:tcPr>
-            <w:tcW w:type="dxa" w:w="800"/>
-            <w:gridSpan w:val="1"/>
-            <w:tcBorders>
-              <w:top w:val="none" w:color="FFFFFF" w:sz="0"/>
-              <w:left w:val="none" w:color="FFFFFF" w:sz="0"/>
-              <w:bottom w:val="none" w:color="FFFFFF" w:sz="0"/>
-              <w:right w:val="none" w:color="FFFFFF" w:sz="0"/>
-            </w:tcBorders>
-            <w:tcMar>
-              <w:top w:type="dxa" w:w="60"/>
-              <w:left w:type="dxa" w:w="60"/>
-              <w:bottom w:type="dxa" w:w="60"/>
-              <w:right w:type="dxa" w:w="40"/>
-            </w:tcMar>
-            <w:vAlign w:val="center"/>
-          </w:tcPr>
-          <w:p>
-            <w:pPr>
-              <w:spacing w:after="40" w:before="40"/>
-              <w:jc w:val="left"/>
-            </w:pPr>
-            <w:r>
-              <w:rPr>
-                <w:rFonts w:ascii="맑은 고딕" w:cs="맑은 고딕" w:eastAsia="맑은 고딕" w:hAnsi="맑은 고딕"/>
-                <w:b w:val="false"/>
-                <w:bCs w:val="false"/>
-                <w:color w:val="000000"/>
-                <w:sz w:val="20"/>
-                <w:szCs w:val="20"/>
-              </w:rPr>
-              <w:t xml:space="preserve">월</w:t>
-            </w:r>
-          </w:p>
-        </w:tc>
-        <w:tc>
-          <w:tcPr>
-            <w:tcW w:type="dxa" w:w="1500"/>
-            <w:gridSpan w:val="1"/>
-            <w:tcMar>
-              <w:top w:type="dxa" w:w="60"/>
-              <w:left w:type="dxa" w:w="80"/>
-              <w:bottom w:type="dxa" w:w="60"/>
-              <w:right w:type="dxa" w:w="80"/>
-            </w:tcMar>
-          </w:tcPr>
-          <w:p>
-            <w:pPr>
-              <w:spacing w:after="40" w:before="40"/>
-              <w:jc w:val="right"/>
-            </w:pPr>
-            <w:r>
-              <w:rPr>
-                <w:rFonts w:ascii="맑은 고딕" w:cs="맑은 고딕" w:eastAsia="맑은 고딕" w:hAnsi="맑은 고딕"/>
-                <w:sz w:val="20"/>
-                <w:szCs w:val="20"/>
-              </w:rPr>
-              <w:t xml:space="preserve"/>
-            </w:r>
-          </w:p>
-        </w:tc>
-        <w:tc>
-          <w:tcPr>
-            <w:tcW w:type="dxa" w:w="500"/>
-            <w:gridSpan w:val="1"/>
-            <w:tcBorders>
-              <w:top w:val="none" w:color="FFFFFF" w:sz="0"/>
-              <w:left w:val="none" w:color="FFFFFF" w:sz="0"/>
-              <w:bottom w:val="none" w:color="FFFFFF" w:sz="0"/>
-              <w:right w:val="none" w:color="FFFFFF" w:sz="0"/>
-            </w:tcBorders>
-            <w:tcMar>
-              <w:top w:type="dxa" w:w="60"/>
-              <w:left w:type="dxa" w:w="60"/>
-              <w:bottom w:type="dxa" w:w="60"/>
-              <w:right w:type="dxa" w:w="40"/>
-            </w:tcMar>
-            <w:vAlign w:val="center"/>
-          </w:tcPr>
-          <w:p>
-            <w:pPr>
-              <w:spacing w:after="40" w:before="40"/>
-              <w:jc w:val="left"/>
-            </w:pPr>
-            <w:r>
-              <w:rPr>
-                <w:rFonts w:ascii="맑은 고딕" w:cs="맑은 고딕" w:eastAsia="맑은 고딕" w:hAnsi="맑은 고딕"/>
-                <w:b w:val="false"/>
-                <w:bCs w:val="false"/>
-                <w:color w:val="000000"/>
-                <w:sz w:val="20"/>
-                <w:szCs w:val="20"/>
-              </w:rPr>
-              <w:t xml:space="preserve">일</w:t>
-            </w:r>
-          </w:p>
-        </w:tc>
-      </w:tr>
-      <w:tr>
-        <w:tc>
-          <w:tcPr>
-            <w:tcW w:type="dxa" w:w="4306"/>
-            <w:tcBorders>
-              <w:top w:val="none" w:color="FFFFFF" w:sz="0"/>
-              <w:left w:val="none" w:color="FFFFFF" w:sz="0"/>
-              <w:bottom w:val="none" w:color="FFFFFF" w:sz="0"/>
-              <w:right w:val="none" w:color="FFFFFF" w:sz="0"/>
-            </w:tcBorders>
-          </w:tcPr>
-          <w:p>
-            <w:pPr>
-              <w:spacing w:after="40" w:before="40"/>
-              <w:jc w:val="left"/>
-            </w:pPr>
-            <w:r>
-              <w:rPr>
-                <w:rFonts w:ascii="맑은 고딕" w:cs="맑은 고딕" w:eastAsia="맑은 고딕" w:hAnsi="맑은 고딕"/>
-                <w:b w:val="false"/>
-                <w:bCs w:val="false"/>
-                <w:color w:val="000000"/>
-                <w:sz w:val="20"/>
-                <w:szCs w:val="20"/>
-              </w:rPr>
-              <w:t xml:space="preserve"/>
-            </w:r>
-          </w:p>
-        </w:tc>
-        <w:tc>
-          <w:tcPr>
-            <w:tcW w:type="dxa" w:w="800"/>
-            <w:gridSpan w:val="1"/>
-            <w:tcBorders>
-              <w:top w:val="none" w:color="FFFFFF" w:sz="0"/>
-              <w:left w:val="none" w:color="FFFFFF" w:sz="0"/>
-              <w:bottom w:val="none" w:color="FFFFFF" w:sz="0"/>
-              <w:right w:val="none" w:color="FFFFFF" w:sz="0"/>
-            </w:tcBorders>
-            <w:tcMar>
-              <w:top w:type="dxa" w:w="60"/>
-              <w:left w:type="dxa" w:w="60"/>
-              <w:bottom w:type="dxa" w:w="60"/>
-              <w:right w:type="dxa" w:w="40"/>
-            </w:tcMar>
-            <w:vAlign w:val="center"/>
-          </w:tcPr>
-          <w:p>
-            <w:pPr>
-              <w:spacing w:after="40" w:before="40"/>
-              <w:jc w:val="left"/>
-            </w:pPr>
-            <w:r>
-              <w:rPr>
-                <w:rFonts w:ascii="맑은 고딕" w:cs="맑은 고딕" w:eastAsia="맑은 고딕" w:hAnsi="맑은 고딕"/>
-                <w:b w:val="false"/>
-                <w:bCs w:val="false"/>
-                <w:color w:val="000000"/>
-                <w:sz w:val="20"/>
-                <w:szCs w:val="20"/>
-              </w:rPr>
-              <w:t xml:space="preserve">학번:</w:t>
-            </w:r>
-          </w:p>
-        </w:tc>
-        <w:tc>
-          <w:tcPr>
-            <w:tcW w:type="dxa" w:w="2000"/>
-            <w:gridSpan w:val="2"/>
-            <w:tcMar>
-              <w:top w:type="dxa" w:w="60"/>
-              <w:left w:type="dxa" w:w="80"/>
-              <w:bottom w:type="dxa" w:w="60"/>
-              <w:right w:type="dxa" w:w="80"/>
-            </w:tcMar>
-          </w:tcPr>
-          <w:p>
-            <w:pPr>
-              <w:spacing w:after="40" w:before="40"/>
-              <w:jc w:val="left"/>
-            </w:pPr>
-            <w:r>
-              <w:rPr>
-                <w:rFonts w:ascii="맑은 고딕" w:cs="맑은 고딕" w:eastAsia="맑은 고딕" w:hAnsi="맑은 고딕"/>
-                <w:sz w:val="20"/>
-                <w:szCs w:val="20"/>
-              </w:rPr>
-              <w:t xml:space="preserve"/>
-            </w:r>
-          </w:p>
-        </w:tc>
-        <w:tc>
-          <w:tcPr>
-            <w:tcW w:type="dxa" w:w="800"/>
-            <w:gridSpan w:val="1"/>
-            <w:tcBorders>
-              <w:top w:val="none" w:color="FFFFFF" w:sz="0"/>
-              <w:left w:val="none" w:color="FFFFFF" w:sz="0"/>
-              <w:bottom w:val="none" w:color="FFFFFF" w:sz="0"/>
-              <w:right w:val="none" w:color="FFFFFF" w:sz="0"/>
-            </w:tcBorders>
-            <w:tcMar>
-              <w:top w:type="dxa" w:w="60"/>
-              <w:left w:type="dxa" w:w="60"/>
-              <w:bottom w:type="dxa" w:w="60"/>
-              <w:right w:type="dxa" w:w="40"/>
-            </w:tcMar>
-            <w:vAlign w:val="center"/>
-          </w:tcPr>
-          <w:p>
-            <w:pPr>
-              <w:spacing w:after="40" w:before="40"/>
-              <w:jc w:val="left"/>
-            </w:pPr>
-            <w:r>
-              <w:rPr>
-                <w:rFonts w:ascii="맑은 고딕" w:cs="맑은 고딕" w:eastAsia="맑은 고딕" w:hAnsi="맑은 고딕"/>
-                <w:b w:val="false"/>
-                <w:bCs w:val="false"/>
-                <w:color w:val="000000"/>
-                <w:sz w:val="20"/>
-                <w:szCs w:val="20"/>
-              </w:rPr>
-              <w:t xml:space="preserve">이름:</w:t>
-            </w:r>
-          </w:p>
-        </w:tc>
-        <w:tc>
-          <w:tcPr>
-            <w:tcW w:type="dxa" w:w="2000"/>
-            <w:gridSpan w:val="2"/>
-            <w:tcMar>
-              <w:top w:type="dxa" w:w="60"/>
-              <w:left w:type="dxa" w:w="80"/>
-              <w:bottom w:type="dxa" w:w="60"/>
-              <w:right w:type="dxa" w:w="80"/>
-            </w:tcMar>
-          </w:tcPr>
-          <w:p>
-            <w:pPr>
-              <w:spacing w:after="40" w:before="40"/>
-              <w:jc w:val="left"/>
-            </w:pPr>
-            <w:r>
-              <w:rPr>
-                <w:rFonts w:ascii="맑은 고딕" w:cs="맑은 고딕" w:eastAsia="맑은 고딕" w:hAnsi="맑은 고딕"/>
-                <w:sz w:val="20"/>
-                <w:szCs w:val="20"/>
-              </w:rPr>
-              <w:t xml:space="preserve"/>
-            </w:r>
-          </w:p>
-        </w:tc>
-      </w:tr>
-    </w:tbl>
-    <w:p>
-      <w:pPr>
-        <w:spacing w:after="0" w:before="0"/>
-      </w:pPr>
-      <w:r>
-        <w:t xml:space="preserve"/>
       </w:r>
     </w:p>
     <w:tbl>
